--- a/tests/org.obeonetwork.m2doc.sirius.tests/resources/m2DocSiriusServices/asImageInvalidFormat/asImageInvalidFormat-expected-generation.docx
+++ b/tests/org.obeonetwork.m2doc.sirius.tests/resources/m2DocSiriusServices/asImageInvalidFormat/asImageInvalidFormat-expected-generation.docx
@@ -171,7 +171,7 @@
           <w:b w:val="on"/>
           <w:color w:val="FF0000"/>
         </w:rPr>
-        <w:t xml:space="preserve">    &lt;---asImage(org.eclipse.sirius.viewpoint.DRepresentation,java.lang.String) with arguments [org.eclipse.sirius.diagram.model.business.internal.spec.DSemanticDiagramSpec@732a8a22 (uid: _CbYCALe3EeadeJgQTriozQ) (synchronized: true, isInLayoutingMode: false, isInShowingMode: false, headerHeight: 1), INVALID_FORMAT] failed:
+        <w:t xml:space="preserve">    &lt;---asImage(org.eclipse.sirius.viewpoint.DRepresentation,java.lang.String) with arguments [org.eclipse.sirius.diagram.model.business.internal.spec.DSemanticDiagramSpec@6d1f1ebe (uid: _CbYCALe3EeadeJgQTriozQ) (synchronized: true, isInLayoutingMode: false, isInShowingMode: false, headerHeight: 1), INVALID_FORMAT] failed:
 	java.lang.IllegalArgumentException: INVALID_FORMAT is not a valide format: [BMP, GIF, JPG, JPEG, PNG, SVG]
 		at org.obeonetwork.m2doc.sirius.services.M2DocSiriusServices.internalAsImage(M2DocSiriusServices.java:526)
 		at org.obeonetwork.m2doc.sirius.services.M2DocSiriusServices.asImage(M2DocSiriusServices.java:489)
@@ -190,28 +190,28 @@
 		at org.eclipse.emf.ecore.util.Switch.doSwitch(Switch.java:69)
 		at org.eclipse.acceleo.query.parser.AstEvaluator.eval(AstEvaluator.java:146)
 		at org.eclipse.acceleo.query.runtime.impl.QueryEvaluationEngine.eval(QueryEvaluationEngine.java:53)
-		at org.obeonetwork.m2doc.generator.M2DocEvaluator.caseQuery(M2DocEvaluator.java:674)
+		at org.obeonetwork.m2doc.generator.M2DocEvaluator.caseQuery(M2DocEvaluator.java:705)
 		at org.obeonetwork.m2doc.generator.M2DocEvaluator.caseQuery(M2DocEvaluator.java:1)
 		at org.obeonetwork.m2doc.template.util.TemplateSwitch.doSwitch(TemplateSwitch.java:186)
 		at org.eclipse.emf.ecore.util.Switch.doSwitch(Switch.java:53)
 		at org.eclipse.emf.ecore.util.Switch.doSwitch(Switch.java:69)
-		at org.obeonetwork.m2doc.generator.M2DocEvaluator.doSwitch(M2DocEvaluator.java:2124)
-		at org.obeonetwork.m2doc.generator.M2DocEvaluator.caseBlock(M2DocEvaluator.java:2349)
+		at org.obeonetwork.m2doc.generator.M2DocEvaluator.doSwitch(M2DocEvaluator.java:2174)
+		at org.obeonetwork.m2doc.generator.M2DocEvaluator.caseBlock(M2DocEvaluator.java:2399)
 		at org.obeonetwork.m2doc.generator.M2DocEvaluator.caseBlock(M2DocEvaluator.java:1)
 		at org.obeonetwork.m2doc.template.util.TemplateSwitch.doSwitch(TemplateSwitch.java:199)
 		at org.eclipse.emf.ecore.util.Switch.doSwitch(Switch.java:53)
 		at org.eclipse.emf.ecore.util.Switch.doSwitch(Switch.java:69)
-		at org.obeonetwork.m2doc.generator.M2DocEvaluator.doSwitch(M2DocEvaluator.java:2124)
-		at org.obeonetwork.m2doc.generator.M2DocEvaluator.caseDocumentTemplate(M2DocEvaluator.java:350)
+		at org.obeonetwork.m2doc.generator.M2DocEvaluator.doSwitch(M2DocEvaluator.java:2174)
+		at org.obeonetwork.m2doc.generator.M2DocEvaluator.caseDocumentTemplate(M2DocEvaluator.java:351)
 		at org.obeonetwork.m2doc.generator.M2DocEvaluator.caseDocumentTemplate(M2DocEvaluator.java:1)
 		at org.obeonetwork.m2doc.template.util.TemplateSwitch.doSwitch(TemplateSwitch.java:279)
 		at org.eclipse.emf.ecore.util.Switch.doSwitch(Switch.java:53)
 		at org.eclipse.emf.ecore.util.Switch.doSwitch(Switch.java:69)
-		at org.obeonetwork.m2doc.generator.M2DocEvaluator.doSwitch(M2DocEvaluator.java:2124)
-		at org.obeonetwork.m2doc.generator.M2DocEvaluator.generate(M2DocEvaluator.java:334)
-		at org.obeonetwork.m2doc.util.M2DocUtils.generate(M2DocUtils.java:878)
-		at org.obeonetwork.m2doc.tests.AbstractTemplatesTestSuite.prepareoutputAndGenerate(AbstractTemplatesTestSuite.java:499)
-		at org.obeonetwork.m2doc.tests.AbstractTemplatesTestSuite.generation(AbstractTemplatesTestSuite.java:391)
+		at org.obeonetwork.m2doc.generator.M2DocEvaluator.doSwitch(M2DocEvaluator.java:2174)
+		at org.obeonetwork.m2doc.generator.M2DocEvaluator.generate(M2DocEvaluator.java:335)
+		at org.obeonetwork.m2doc.util.M2DocUtils.generate(M2DocUtils.java:823)
+		at org.obeonetwork.m2doc.tests.AbstractTemplatesTestSuite.prepareoutputAndGenerate(AbstractTemplatesTestSuite.java:552)
+		at org.obeonetwork.m2doc.tests.AbstractTemplatesTestSuite.generation(AbstractTemplatesTestSuite.java:447)
 		at org.obeonetwork.m2doc.sirius.tests.AbstractTemplatesTestSuite.generation(AbstractTemplatesTestSuite.java:81)
 		at java.base/jdk.internal.reflect.DirectMethodHandleAccessor.invoke(DirectMethodHandleAccessor.java:103)
 		at java.base/java.lang.reflect.Method.invoke(Method.java:580)
@@ -242,41 +242,54 @@
 		at org.junit.internal.runners.statements.RunAfters.evaluate(RunAfters.java:27)
 		at org.junit.runners.ParentRunner$3.evaluate(ParentRunner.java:306)
 		at org.junit.runners.ParentRunner.run(ParentRunner.java:413)
-		at org.eclipse.jdt.internal.junit4.runner.JUnit4TestReference.run(JUnit4TestReference.java:93)
-		at org.eclipse.jdt.internal.junit.runner.TestExecution.run(TestExecution.java:40)
-		at org.eclipse.jdt.internal.junit.runner.RemoteTestRunner.runTests(RemoteTestRunner.java:529)
-		at org.eclipse.jdt.internal.junit.runner.RemoteTestRunner.runTests(RemoteTestRunner.java:756)
-		at org.eclipse.jdt.internal.junit.runner.RemoteTestRunner.run(RemoteTestRunner.java:452)
-		at org.eclipse.pde.internal.junit.runtime.RemotePluginTestRunner.main(RemotePluginTestRunner.java:74)
-		at org.eclipse.pde.internal.junit.runtime.PlatformUITestHarness.lambda$0(PlatformUITestHarness.java:45)
+		at org.junit.runners.Suite.runChild(Suite.java:128)
+		at org.junit.runners.Suite.runChild(Suite.java:27)
+		at org.junit.runners.ParentRunner$4.run(ParentRunner.java:331)
+		at org.junit.runners.ParentRunner$1.schedule(ParentRunner.java:79)
+		at org.junit.runners.ParentRunner.runChildren(ParentRunner.java:329)
+		at org.junit.runners.ParentRunner.access$100(ParentRunner.java:66)
+		at org.junit.runners.ParentRunner$2.evaluate(ParentRunner.java:293)
+		at org.junit.runners.ParentRunner$3.evaluate(ParentRunner.java:306)
+		at org.junit.runners.ParentRunner.run(ParentRunner.java:413)
+		at org.apache.maven.surefire.junit4.JUnit4Provider.execute(JUnit4Provider.java:316)
+		at org.apache.maven.surefire.junit4.JUnit4Provider.executeWithRerun(JUnit4Provider.java:240)
+		at org.apache.maven.surefire.junit4.JUnit4Provider.executeTestSet(JUnit4Provider.java:214)
+		at org.apache.maven.surefire.junit4.JUnit4Provider.invoke(JUnit4Provider.java:155)
+		at java.base/jdk.internal.reflect.DirectMethodHandleAccessor.invoke(DirectMethodHandleAccessor.java:103)
+		at java.base/java.lang.reflect.Method.invoke(Method.java:580)
+		at org.apache.maven.surefire.api.util.ReflectionUtils.invokeMethodWithArray2(ReflectionUtils.java:137)
+		at org.apache.maven.surefire.booter.ProviderFactory$ProviderProxy.invoke(ProviderFactory.java:148)
+		at org.apache.maven.surefire.booter.ProviderFactory.invokeProvider(ProviderFactory.java:88)
+		at org.eclipse.tycho.surefire.osgibooter.OsgiSurefireBooter.run(OsgiSurefireBooter.java:140)
+		at org.eclipse.tycho.surefire.osgibooter.AbstractUITestApplication$1.run(AbstractUITestApplication.java:42)
 		at org.eclipse.e4.ui.internal.workbench.swt.E4Testable.lambda$1(E4Testable.java:127)
 		at org.eclipse.swt.widgets.RunnableLock.run(RunnableLock.java:40)
 		at org.eclipse.swt.widgets.Synchronizer.runAsyncMessages(Synchronizer.java:132)
-		at org.eclipse.swt.widgets.Display.runAsyncMessages(Display.java:5040)
-		at org.eclipse.swt.widgets.Display.readAndDispatch(Display.java:4520)
-		at org.eclipse.e4.ui.internal.workbench.swt.PartRenderingEngine$5.run(PartRenderingEngine.java:1155)
-		at org.eclipse.core.databinding.observable.Realm.runWithDefault(Realm.java:338)
-		at org.eclipse.e4.ui.internal.workbench.swt.PartRenderingEngine.run(PartRenderingEngine.java:1046)
-		at org.eclipse.e4.ui.internal.workbench.E4Workbench.createAndRunUI(E4Workbench.java:155)
-		at org.eclipse.ui.internal.Workbench.lambda$3(Workbench.java:643)
-		at org.eclipse.core.databinding.observable.Realm.runWithDefault(Realm.java:338)
-		at org.eclipse.ui.internal.Workbench.createAndRunWorkbench(Workbench.java:550)
-		at org.eclipse.ui.PlatformUI.createAndRunWorkbench(PlatformUI.java:171)
-		at org.eclipse.ui.internal.ide.application.IDEApplication.start(IDEApplication.java:152)
-		at org.eclipse.pde.internal.junit.runtime.NonUIThreadTestApplication.runApp(NonUIThreadTestApplication.java:53)
-		at org.eclipse.pde.internal.junit.runtime.UITestApplication.runApp(UITestApplication.java:47)
-		at org.eclipse.pde.internal.junit.runtime.NonUIThreadTestApplication.start(NonUIThreadTestApplication.java:48)
-		at org.eclipse.equinox.internal.app.EclipseAppHandle.run(EclipseAppHandle.java:203)
-		at org.eclipse.core.runtime.internal.adaptor.EclipseAppLauncher.runApplication(EclipseAppLauncher.java:136)
-		at org.eclipse.core.runtime.internal.adaptor.EclipseAppLauncher.start(EclipseAppLauncher.java:104)
-		at org.eclipse.core.runtime.adaptor.EclipseStarter.run(EclipseStarter.java:402)
-		at org.eclipse.core.runtime.adaptor.EclipseStarter.run(EclipseStarter.java:255)
+		at org.eclipse.swt.widgets.Display.runAsyncMessages(Display.java:5084)
+		at org.eclipse.swt.widgets.Display.readAndDispatch(Display.java:4549)
+		at org.eclipse.e4.ui.internal.workbench.swt.PartRenderingEngine$5.run(PartRenderingEngine.java:1147)
+		at org.eclipse.core.databinding.observable.Realm.runWithDefault(Realm.java:339)
+		at org.eclipse.e4.ui.internal.workbench.swt.PartRenderingEngine.run(PartRenderingEngine.java:1038)
+		at org.eclipse.e4.ui.internal.workbench.E4Workbench.createAndRunUI(E4Workbench.java:153)
+		at org.eclipse.ui.internal.Workbench.lambda$3(Workbench.java:677)
+		at org.eclipse.core.databinding.observable.Realm.runWithDefault(Realm.java:339)
+		at org.eclipse.ui.internal.Workbench.createAndRunWorkbench(Workbench.java:583)
+		at org.eclipse.ui.PlatformUI.createAndRunWorkbench(PlatformUI.java:173)
+		at org.eclipse.ui.internal.ide.application.IDEApplication.start(IDEApplication.java:185)
+		at org.eclipse.tycho.surefire.osgibooter.UITestApplication.runApplication(UITestApplication.java:34)
+		at org.eclipse.tycho.surefire.osgibooter.AbstractUITestApplication.run(AbstractUITestApplication.java:129)
+		at org.eclipse.tycho.surefire.osgibooter.UITestApplication.start(UITestApplication.java:44)
+		at org.eclipse.equinox.internal.app.EclipseAppHandle.run(EclipseAppHandle.java:219)
+		at org.eclipse.core.runtime.internal.adaptor.EclipseAppLauncher.runApplication(EclipseAppLauncher.java:149)
+		at org.eclipse.core.runtime.internal.adaptor.EclipseAppLauncher.start(EclipseAppLauncher.java:115)
+		at org.eclipse.core.runtime.adaptor.EclipseStarter.run(EclipseStarter.java:467)
+		at org.eclipse.core.runtime.adaptor.EclipseStarter.run(EclipseStarter.java:298)
 		at java.base/jdk.internal.reflect.DirectMethodHandleAccessor.invoke(DirectMethodHandleAccessor.java:103)
 		at java.base/java.lang.reflect.Method.invoke(Method.java:580)
-		at org.eclipse.equinox.launcher.Main.invokeFramework(Main.java:659)
-		at org.eclipse.equinox.launcher.Main.basicRun(Main.java:596)
-		at org.eclipse.equinox.launcher.Main.run(Main.java:1467)
-		at org.eclipse.equinox.launcher.Main.main(Main.java:1440)
+		at org.eclipse.equinox.launcher.Main.invokeFramework(Main.java:615)
+		at org.eclipse.equinox.launcher.Main.basicRun(Main.java:563)
+		at org.eclipse.equinox.launcher.Main.run(Main.java:1415)
+		at org.eclipse.equinox.launcher.Main.main(Main.java:1387)
 	</w:t>
         <w:br/>
       </w:r>

--- a/tests/org.obeonetwork.m2doc.sirius.tests/resources/m2DocSiriusServices/asImageInvalidFormat/asImageInvalidFormat-expected-generation.docx
+++ b/tests/org.obeonetwork.m2doc.sirius.tests/resources/m2DocSiriusServices/asImageInvalidFormat/asImageInvalidFormat-expected-generation.docx
@@ -171,7 +171,7 @@
           <w:b w:val="on"/>
           <w:color w:val="FF0000"/>
         </w:rPr>
-        <w:t xml:space="preserve">    &lt;---asImage(org.eclipse.sirius.viewpoint.DRepresentation,java.lang.String) with arguments [org.eclipse.sirius.diagram.model.business.internal.spec.DSemanticDiagramSpec@29786d7f (uid: _CbYCALe3EeadeJgQTriozQ) (synchronized: true, isInLayoutingMode: false, isInShowingMode: false, headerHeight: 1), INVALID_FORMAT] failed:
+        <w:t xml:space="preserve">    &lt;---asImage(org.eclipse.sirius.viewpoint.DRepresentation,java.lang.String) with arguments [org.eclipse.sirius.diagram.model.business.internal.spec.DSemanticDiagramSpec@1dba7c92 (uid: _CbYCALe3EeadeJgQTriozQ) (synchronized: true, isInLayoutingMode: false, isInShowingMode: false, headerHeight: 1), INVALID_FORMAT] failed:
 	INVALID_FORMAT is not a valide format: [BMP, GIF, JPG, JPEG, PNG, SVG]
 java.lang.IllegalArgumentException: INVALID_FORMAT is not a valide format: [BMP, GIF, JPG, JPEG, PNG, SVG]
 	at org.obeonetwork.m2doc.sirius.services.M2DocSiriusServices.internalAsImage(M2DocSiriusServices.java:526)
@@ -192,28 +192,28 @@
 	at org.eclipse.emf.ecore.util.Switch.doSwitch(Switch.java:69)
 	at org.eclipse.acceleo.query.parser.AstEvaluator.eval(AstEvaluator.java:109)
 	at org.eclipse.acceleo.query.runtime.impl.QueryEvaluationEngine.eval(QueryEvaluationEngine.java:52)
-	at org.obeonetwork.m2doc.generator.M2DocEvaluator.caseQuery(M2DocEvaluator.java:659)
+	at org.obeonetwork.m2doc.generator.M2DocEvaluator.caseQuery(M2DocEvaluator.java:707)
 	at org.obeonetwork.m2doc.generator.M2DocEvaluator.caseQuery(M2DocEvaluator.java:1)
 	at org.obeonetwork.m2doc.template.util.TemplateSwitch.doSwitch(TemplateSwitch.java:186)
 	at org.eclipse.emf.ecore.util.Switch.doSwitch(Switch.java:53)
 	at org.eclipse.emf.ecore.util.Switch.doSwitch(Switch.java:69)
-	at org.obeonetwork.m2doc.generator.M2DocEvaluator.doSwitch(M2DocEvaluator.java:2022)
-	at org.obeonetwork.m2doc.generator.M2DocEvaluator.caseBlock(M2DocEvaluator.java:2247)
+	at org.obeonetwork.m2doc.generator.M2DocEvaluator.doSwitch(M2DocEvaluator.java:2173)
+	at org.obeonetwork.m2doc.generator.M2DocEvaluator.caseBlock(M2DocEvaluator.java:2398)
 	at org.obeonetwork.m2doc.generator.M2DocEvaluator.caseBlock(M2DocEvaluator.java:1)
 	at org.obeonetwork.m2doc.template.util.TemplateSwitch.doSwitch(TemplateSwitch.java:199)
 	at org.eclipse.emf.ecore.util.Switch.doSwitch(Switch.java:53)
 	at org.eclipse.emf.ecore.util.Switch.doSwitch(Switch.java:69)
-	at org.obeonetwork.m2doc.generator.M2DocEvaluator.doSwitch(M2DocEvaluator.java:2022)
-	at org.obeonetwork.m2doc.generator.M2DocEvaluator.caseDocumentTemplate(M2DocEvaluator.java:340)
+	at org.obeonetwork.m2doc.generator.M2DocEvaluator.doSwitch(M2DocEvaluator.java:2173)
+	at org.obeonetwork.m2doc.generator.M2DocEvaluator.caseDocumentTemplate(M2DocEvaluator.java:353)
 	at org.obeonetwork.m2doc.generator.M2DocEvaluator.caseDocumentTemplate(M2DocEvaluator.java:1)
 	at org.obeonetwork.m2doc.template.util.TemplateSwitch.doSwitch(TemplateSwitch.java:279)
 	at org.eclipse.emf.ecore.util.Switch.doSwitch(Switch.java:53)
 	at org.eclipse.emf.ecore.util.Switch.doSwitch(Switch.java:69)
-	at org.obeonetwork.m2doc.generator.M2DocEvaluator.doSwitch(M2DocEvaluator.java:2022)
-	at org.obeonetwork.m2doc.generator.M2DocEvaluator.generate(M2DocEvaluator.java:324)
+	at org.obeonetwork.m2doc.generator.M2DocEvaluator.doSwitch(M2DocEvaluator.java:2173)
+	at org.obeonetwork.m2doc.generator.M2DocEvaluator.generate(M2DocEvaluator.java:337)
 	at org.obeonetwork.m2doc.util.M2DocUtils.generate(M2DocUtils.java:912)
-	at org.obeonetwork.m2doc.tests.AbstractTemplatesTestSuite.prepareoutputAndGenerate(AbstractTemplatesTestSuite.java:497)
-	at org.obeonetwork.m2doc.tests.AbstractTemplatesTestSuite.generation(AbstractTemplatesTestSuite.java:391)
+	at org.obeonetwork.m2doc.tests.AbstractTemplatesTestSuite.prepareoutputAndGenerate(AbstractTemplatesTestSuite.java:500)
+	at org.obeonetwork.m2doc.tests.AbstractTemplatesTestSuite.generation(AbstractTemplatesTestSuite.java:395)
 	at org.obeonetwork.m2doc.sirius.tests.AbstractTemplatesTestSuite.generation(AbstractTemplatesTestSuite.java:81)
 	at java.base/jdk.internal.reflect.NativeMethodAccessorImpl.invoke0(Native Method)
 	at java.base/jdk.internal.reflect.NativeMethodAccessorImpl.invoke(NativeMethodAccessorImpl.java:77)
@@ -255,19 +255,19 @@
 	at org.junit.runners.ParentRunner$2.evaluate(ParentRunner.java:293)
 	at org.junit.runners.ParentRunner$3.evaluate(ParentRunner.java:306)
 	at org.junit.runners.ParentRunner.run(ParentRunner.java:413)
-	at org.apache.maven.surefire.junit4.JUnit4Provider.execute(JUnit4Provider.java:364)
-	at org.apache.maven.surefire.junit4.JUnit4Provider.executeWithRerun(JUnit4Provider.java:272)
-	at org.apache.maven.surefire.junit4.JUnit4Provider.executeTestSet(JUnit4Provider.java:237)
-	at org.apache.maven.surefire.junit4.JUnit4Provider.invoke(JUnit4Provider.java:158)
+	at org.apache.maven.surefire.junit4.JUnit4Provider.execute(JUnit4Provider.java:316)
+	at org.apache.maven.surefire.junit4.JUnit4Provider.executeWithRerun(JUnit4Provider.java:240)
+	at org.apache.maven.surefire.junit4.JUnit4Provider.executeTestSet(JUnit4Provider.java:214)
+	at org.apache.maven.surefire.junit4.JUnit4Provider.invoke(JUnit4Provider.java:155)
 	at java.base/jdk.internal.reflect.NativeMethodAccessorImpl.invoke0(Native Method)
 	at java.base/jdk.internal.reflect.NativeMethodAccessorImpl.invoke(NativeMethodAccessorImpl.java:77)
 	at java.base/jdk.internal.reflect.DelegatingMethodAccessorImpl.invoke(DelegatingMethodAccessorImpl.java:43)
 	at java.base/java.lang.reflect.Method.invoke(Method.java:569)
-	at org.apache.maven.surefire.api.util.ReflectionUtils.invokeMethodWithArray2(ReflectionUtils.java:167)
-	at org.apache.maven.surefire.booter.ProviderFactory$ProviderProxy.invoke(ProviderFactory.java:161)
-	at org.apache.maven.surefire.booter.ProviderFactory.invokeProvider(ProviderFactory.java:84)
-	at org.eclipse.tycho.surefire.osgibooter.OsgiSurefireBooter.run(OsgiSurefireBooter.java:142)
-	at org.eclipse.tycho.surefire.osgibooter.AbstractUITestApplication$1.run(AbstractUITestApplication.java:40)
+	at org.apache.maven.surefire.api.util.ReflectionUtils.invokeMethodWithArray2(ReflectionUtils.java:137)
+	at org.apache.maven.surefire.booter.ProviderFactory$ProviderProxy.invoke(ProviderFactory.java:148)
+	at org.apache.maven.surefire.booter.ProviderFactory.invokeProvider(ProviderFactory.java:88)
+	at org.eclipse.tycho.surefire.osgibooter.OsgiSurefireBooter.run(OsgiSurefireBooter.java:140)
+	at org.eclipse.tycho.surefire.osgibooter.AbstractUITestApplication$1.run(AbstractUITestApplication.java:42)
 	at org.eclipse.e4.ui.internal.workbench.swt.E4Testable.lambda$1(E4Testable.java:127)
 	at org.eclipse.swt.widgets.RunnableLock.run(RunnableLock.java:40)
 	at org.eclipse.swt.widgets.Synchronizer.runAsyncMessages(Synchronizer.java:132)
@@ -282,9 +282,9 @@
 	at org.eclipse.ui.internal.Workbench.createAndRunWorkbench(Workbench.java:546)
 	at org.eclipse.ui.PlatformUI.createAndRunWorkbench(PlatformUI.java:173)
 	at org.eclipse.ui.internal.ide.application.IDEApplication.start(IDEApplication.java:152)
-	at org.eclipse.tycho.surefire.osgibooter.UITestApplication.runApplication(UITestApplication.java:33)
-	at org.eclipse.tycho.surefire.osgibooter.AbstractUITestApplication.run(AbstractUITestApplication.java:127)
-	at org.eclipse.tycho.surefire.osgibooter.UITestApplication.start(UITestApplication.java:42)
+	at org.eclipse.tycho.surefire.osgibooter.UITestApplication.runApplication(UITestApplication.java:34)
+	at org.eclipse.tycho.surefire.osgibooter.AbstractUITestApplication.run(AbstractUITestApplication.java:129)
+	at org.eclipse.tycho.surefire.osgibooter.UITestApplication.start(UITestApplication.java:44)
 	at org.eclipse.equinox.internal.app.EclipseAppHandle.run(EclipseAppHandle.java:208)
 	at org.eclipse.core.runtime.internal.adaptor.EclipseAppLauncher.runApplication(EclipseAppLauncher.java:143)
 	at org.eclipse.core.runtime.internal.adaptor.EclipseAppLauncher.start(EclipseAppLauncher.java:109)
